--- a/대단원3_보고서작성/초안으로 만든것들/보고서 본문.docx
+++ b/대단원3_보고서작성/초안으로 만든것들/보고서 본문.docx
@@ -675,6 +675,7 @@
     <w:p>
       <w:pPr>
         <w:rPr>
+          <w:rFonts w:hint="eastAsia"/>
           <w:szCs w:val="20"/>
         </w:rPr>
       </w:pPr>
@@ -696,7 +697,14 @@
         <w:rPr>
           <w:szCs w:val="20"/>
         </w:rPr>
-        <w:t xml:space="preserve"> 않는다. 둘째, 가중 방식은 과도·정상 구간을 가르는 판정 기준처럼 데이터만으로 정당화하기 어려운 가정 파라미터를 필연적으로 요구한다. 설명할 수 없는 값을 모델의 근거로 삼지 않는다는 원칙에 따라, 임의 가정을 도입하는 WLS 대신 가정이 없는 OLS를 택한다.</w:t>
+        <w:t xml:space="preserve"> 않는다. 둘째, 가중 방식은 과도·정상 구간을 가르는 판정 기준처럼 데이터만으로 정당화하기 어려운 가정 파라미터를 필연적으로 요구한다.</w:t>
+      </w:r>
+      <w:r>
+        <w:rPr>
+          <w:rFonts w:hint="eastAsia"/>
+          <w:szCs w:val="20"/>
+        </w:rPr>
+        <w:t xml:space="preserve"> 이러한 파라미터는 데이터만으로 그 값을 확정할 수 없어, 도입하면 모델이 검증 불가능한 가정에 좌우된다. 따라서 추가 가정이 필요 없는 OLS를 택하고 WLS는 채택하지 않는다.</w:t>
       </w:r>
     </w:p>
     <w:p>
@@ -863,7 +871,7 @@
         <w:rPr>
           <w:szCs w:val="20"/>
         </w:rPr>
-        <w:t>각 모델의 입력은 물리·공정 논리에 근거하여 세 변수로 최소화하였다(선정 근거는 2장). 본 절에서는 이 선택을 공학적 지식에 의존하지 않는 통계적 변수선택으로 독립 재확인한다.</w:t>
+        <w:t>각 모델의 입력은 물리·공정 논리에 근거하여 세 변수로 최소화하였다(선정 근거는 2장). 본 절에서는 이 선택을 공학적 지식에 의존하지 않는 두 독립 절차 — L1 통계적 변수선택과 모델 비의존적 순열 중요도 — 로 재확인한다.</w:t>
       </w:r>
     </w:p>
     <w:p>
@@ -1099,6 +1107,20 @@
           <w:szCs w:val="20"/>
         </w:rPr>
         <w:t xml:space="preserve"> 정의된 데 따른 정보 누출을 그대로 복원한 것이다. 통계 절차 자체는 이 누출을 막지 못하며, 막는 것은 물리적 판단이다. 변수선택의 세부 수치와 누출 시연은 부록 C에 정리하였다.</w:t>
+      </w:r>
+    </w:p>
+    <w:p>
+      <w:pPr>
+        <w:rPr>
+          <w:szCs w:val="20"/>
+        </w:rPr>
+      </w:pPr>
+      <w:r>
+        <w:t xml:space="preserve">이상의 L1 변수선택은 선형 계수의 크기에 근거한 판정이므로, 계수 가정에 의존하지 않는 순열 중요도(permutation importance)로 한 번 더 교차하였다. 순열 중요도는 배포 모델에 각 입력을 무작위로 섞어 넣었을 때 예측오차(RMSE)가 증가하는 폭으로 그 입력의 기여를 측정한다. 시계열 자기상관을 고려하여 단순 행 단위가 아니라 60분 블록 단위로 200회 섞어 산출하였다(held-out </w:t>
+      </w:r>
+      <w:r>
+        <w:lastRenderedPageBreak/>
+        <w:t>셋, §3.5·§3.6과 동일 기준). 그 결과 전환율에서는 입구온도(정규화 중요도 74%)·프로펜 유량(18%)·비율(8%) 순으로, 압력강하에서는 총유량(83%)·입구온도(14%)·비율(3%) 순으로 나타나 물리 논리 및 L1 선택과 동일한 순위를 보였다. 입력들 사이의 상관이 낮고(|상관| ≤ 0.51) 상관쌍을 함께 섞은 경우에도 순위가 바뀌지 않아, 공선성에 의한 왜곡은 없다. 곧 물리적 선정, L1 통계선택, 모델 비의존적 순열 중요도의 세 경로가 모두 같은 결론에 수렴한다(부록 C 표 C4).</w:t>
       </w:r>
     </w:p>
     <w:p>
@@ -1163,7 +1185,6 @@
         <w:rPr>
           <w:szCs w:val="20"/>
         </w:rPr>
-        <w:lastRenderedPageBreak/>
         <w:t xml:space="preserve">선형 회귀 계열은 입력의 1차 결합(필요 시 다항 확장)으로 출력을 적합한다. 계수가 곧 각 입력의 기여를 나타내어 해석이 쉽고, 학습 범위를 벗어나더라도 </w:t>
       </w:r>
       <w:proofErr w:type="spellStart"/>
@@ -1543,7 +1564,6 @@
     <w:p>
       <w:pPr>
         <w:rPr>
-          <w:rFonts w:hint="eastAsia"/>
           <w:szCs w:val="20"/>
         </w:rPr>
       </w:pPr>
@@ -1556,6 +1576,56 @@
     </w:sectPr>
   </w:body>
 </w:document>
+</file>
+
+<file path=word/endnotes.xml><?xml version="1.0" encoding="utf-8"?>
+<w:endnotes xmlns:wpc="http://schemas.microsoft.com/office/word/2010/wordprocessingCanvas" xmlns:cx="http://schemas.microsoft.com/office/drawing/2014/chartex" xmlns:cx1="http://schemas.microsoft.com/office/drawing/2015/9/8/chartex" xmlns:cx2="http://schemas.microsoft.com/office/drawing/2015/10/21/chartex" xmlns:cx3="http://schemas.microsoft.com/office/drawing/2016/5/9/chartex" xmlns:cx4="http://schemas.microsoft.com/office/drawing/2016/5/10/chartex" xmlns:cx5="http://schemas.microsoft.com/office/drawing/2016/5/11/chartex" xmlns:cx6="http://schemas.microsoft.com/office/drawing/2016/5/12/chartex" xmlns:cx7="http://schemas.microsoft.com/office/drawing/2016/5/13/chartex" xmlns:cx8="http://schemas.microsoft.com/office/drawing/2016/5/14/chartex" xmlns:mc="http://schemas.openxmlformats.org/markup-compatibility/2006" xmlns:aink="http://schemas.microsoft.com/office/drawing/2016/ink" xmlns:am3d="http://schemas.microsoft.com/office/drawing/2017/model3d" xmlns:o="urn:schemas-microsoft-com:office:office" xmlns:oel="http://schemas.microsoft.com/office/2019/extlst" xmlns:r="http://schemas.openxmlformats.org/officeDocument/2006/relationships" xmlns:m="http://schemas.openxmlformats.org/officeDocument/2006/math" xmlns:v="urn:schemas-microsoft-com:vml" xmlns:wp14="http://schemas.microsoft.com/office/word/2010/wordprocessingDrawing" xmlns:wp="http://schemas.openxmlformats.org/drawingml/2006/wordprocessingDrawing" xmlns:w10="urn:schemas-microsoft-com:office:word" xmlns:w="http://schemas.openxmlformats.org/wordprocessingml/2006/main" xmlns:w14="http://schemas.microsoft.com/office/word/2010/wordml" xmlns:w15="http://schemas.microsoft.com/office/word/2012/wordml" xmlns:w16cei="http://schemas.microsoft.com/office/word/2026/wordml/cei" xmlns:w16cex="http://schemas.microsoft.com/office/word/2018/wordml/cex" xmlns:w16cid="http://schemas.microsoft.com/office/word/2016/wordml/cid" xmlns:w16="http://schemas.microsoft.com/office/word/2018/wordml" xmlns:w16du="http://schemas.microsoft.com/office/word/2023/wordml/word16du" xmlns:w16sdtdh="http://schemas.microsoft.com/office/word/2020/wordml/sdtdatahash" xmlns:w16sdtfl="http://schemas.microsoft.com/office/word/2024/wordml/sdtformatlock" xmlns:w16se="http://schemas.microsoft.com/office/word/2015/wordml/symex" xmlns:wpg="http://schemas.microsoft.com/office/word/2010/wordprocessingGroup" xmlns:wpi="http://schemas.microsoft.com/office/word/2010/wordprocessingInk" xmlns:wne="http://schemas.microsoft.com/office/word/2006/wordml" xmlns:wps="http://schemas.microsoft.com/office/word/2010/wordprocessingShape" mc:Ignorable="w14 w15 w16se w16cid w16 w16cex w16sdtdh w16sdtfl w16du wp14">
+  <w:endnote w:type="separator" w:id="-1">
+    <w:p>
+      <w:pPr>
+        <w:spacing w:after="0" w:line="240" w:lineRule="auto"/>
+      </w:pPr>
+      <w:r>
+        <w:separator/>
+      </w:r>
+    </w:p>
+  </w:endnote>
+  <w:endnote w:type="continuationSeparator" w:id="0">
+    <w:p>
+      <w:pPr>
+        <w:spacing w:after="0" w:line="240" w:lineRule="auto"/>
+      </w:pPr>
+      <w:r>
+        <w:continuationSeparator/>
+      </w:r>
+    </w:p>
+  </w:endnote>
+</w:endnotes>
+</file>
+
+<file path=word/footnotes.xml><?xml version="1.0" encoding="utf-8"?>
+<w:footnotes xmlns:wpc="http://schemas.microsoft.com/office/word/2010/wordprocessingCanvas" xmlns:cx="http://schemas.microsoft.com/office/drawing/2014/chartex" xmlns:cx1="http://schemas.microsoft.com/office/drawing/2015/9/8/chartex" xmlns:cx2="http://schemas.microsoft.com/office/drawing/2015/10/21/chartex" xmlns:cx3="http://schemas.microsoft.com/office/drawing/2016/5/9/chartex" xmlns:cx4="http://schemas.microsoft.com/office/drawing/2016/5/10/chartex" xmlns:cx5="http://schemas.microsoft.com/office/drawing/2016/5/11/chartex" xmlns:cx6="http://schemas.microsoft.com/office/drawing/2016/5/12/chartex" xmlns:cx7="http://schemas.microsoft.com/office/drawing/2016/5/13/chartex" xmlns:cx8="http://schemas.microsoft.com/office/drawing/2016/5/14/chartex" xmlns:mc="http://schemas.openxmlformats.org/markup-compatibility/2006" xmlns:aink="http://schemas.microsoft.com/office/drawing/2016/ink" xmlns:am3d="http://schemas.microsoft.com/office/drawing/2017/model3d" xmlns:o="urn:schemas-microsoft-com:office:office" xmlns:oel="http://schemas.microsoft.com/office/2019/extlst" xmlns:r="http://schemas.openxmlformats.org/officeDocument/2006/relationships" xmlns:m="http://schemas.openxmlformats.org/officeDocument/2006/math" xmlns:v="urn:schemas-microsoft-com:vml" xmlns:wp14="http://schemas.microsoft.com/office/word/2010/wordprocessingDrawing" xmlns:wp="http://schemas.openxmlformats.org/drawingml/2006/wordprocessingDrawing" xmlns:w10="urn:schemas-microsoft-com:office:word" xmlns:w="http://schemas.openxmlformats.org/wordprocessingml/2006/main" xmlns:w14="http://schemas.microsoft.com/office/word/2010/wordml" xmlns:w15="http://schemas.microsoft.com/office/word/2012/wordml" xmlns:w16cei="http://schemas.microsoft.com/office/word/2026/wordml/cei" xmlns:w16cex="http://schemas.microsoft.com/office/word/2018/wordml/cex" xmlns:w16cid="http://schemas.microsoft.com/office/word/2016/wordml/cid" xmlns:w16="http://schemas.microsoft.com/office/word/2018/wordml" xmlns:w16du="http://schemas.microsoft.com/office/word/2023/wordml/word16du" xmlns:w16sdtdh="http://schemas.microsoft.com/office/word/2020/wordml/sdtdatahash" xmlns:w16sdtfl="http://schemas.microsoft.com/office/word/2024/wordml/sdtformatlock" xmlns:w16se="http://schemas.microsoft.com/office/word/2015/wordml/symex" xmlns:wpg="http://schemas.microsoft.com/office/word/2010/wordprocessingGroup" xmlns:wpi="http://schemas.microsoft.com/office/word/2010/wordprocessingInk" xmlns:wne="http://schemas.microsoft.com/office/word/2006/wordml" xmlns:wps="http://schemas.microsoft.com/office/word/2010/wordprocessingShape" mc:Ignorable="w14 w15 w16se w16cid w16 w16cex w16sdtdh w16sdtfl w16du wp14">
+  <w:footnote w:type="separator" w:id="-1">
+    <w:p>
+      <w:pPr>
+        <w:spacing w:after="0" w:line="240" w:lineRule="auto"/>
+      </w:pPr>
+      <w:r>
+        <w:separator/>
+      </w:r>
+    </w:p>
+  </w:footnote>
+  <w:footnote w:type="continuationSeparator" w:id="0">
+    <w:p>
+      <w:pPr>
+        <w:spacing w:after="0" w:line="240" w:lineRule="auto"/>
+      </w:pPr>
+      <w:r>
+        <w:continuationSeparator/>
+      </w:r>
+    </w:p>
+  </w:footnote>
+</w:footnotes>
 </file>
 
 <file path=word/styles.xml><?xml version="1.0" encoding="utf-8"?>
@@ -2166,6 +2236,7 @@
   <w:style w:type="character" w:default="1" w:styleId="a0">
     <w:name w:val="Default Paragraph Font"/>
     <w:uiPriority w:val="1"/>
+    <w:semiHidden/>
     <w:unhideWhenUsed/>
   </w:style>
   <w:style w:type="table" w:default="1" w:styleId="a1">
@@ -2475,6 +2546,50 @@
       <w:color w:val="365F91" w:themeColor="accent1" w:themeShade="BF"/>
       <w:spacing w:val="5"/>
     </w:rPr>
+  </w:style>
+  <w:style w:type="paragraph" w:styleId="aa">
+    <w:name w:val="header"/>
+    <w:basedOn w:val="a"/>
+    <w:link w:val="Char3"/>
+    <w:uiPriority w:val="99"/>
+    <w:unhideWhenUsed/>
+    <w:rsid w:val="003A4081"/>
+    <w:pPr>
+      <w:tabs>
+        <w:tab w:val="center" w:pos="4513"/>
+        <w:tab w:val="right" w:pos="9026"/>
+      </w:tabs>
+      <w:snapToGrid w:val="0"/>
+    </w:pPr>
+  </w:style>
+  <w:style w:type="character" w:customStyle="1" w:styleId="Char3">
+    <w:name w:val="머리글 Char"/>
+    <w:basedOn w:val="a0"/>
+    <w:link w:val="aa"/>
+    <w:uiPriority w:val="99"/>
+    <w:rsid w:val="003A4081"/>
+  </w:style>
+  <w:style w:type="paragraph" w:styleId="ab">
+    <w:name w:val="footer"/>
+    <w:basedOn w:val="a"/>
+    <w:link w:val="Char4"/>
+    <w:uiPriority w:val="99"/>
+    <w:unhideWhenUsed/>
+    <w:rsid w:val="003A4081"/>
+    <w:pPr>
+      <w:tabs>
+        <w:tab w:val="center" w:pos="4513"/>
+        <w:tab w:val="right" w:pos="9026"/>
+      </w:tabs>
+      <w:snapToGrid w:val="0"/>
+    </w:pPr>
+  </w:style>
+  <w:style w:type="character" w:customStyle="1" w:styleId="Char4">
+    <w:name w:val="바닥글 Char"/>
+    <w:basedOn w:val="a0"/>
+    <w:link w:val="ab"/>
+    <w:uiPriority w:val="99"/>
+    <w:rsid w:val="003A4081"/>
   </w:style>
 </w:styles>
 </file>

--- a/대단원3_보고서작성/초안으로 만든것들/보고서 본문.docx
+++ b/대단원3_보고서작성/초안으로 만든것들/보고서 본문.docx
@@ -759,34 +759,95 @@
         <w:rPr>
           <w:szCs w:val="20"/>
         </w:rPr>
-        <w:t xml:space="preserve">이 원칙에 따라 10월 13–16일의 네 캠페인(1,924행)을 학습셋으로 삼아 모델 계수를 적합하고, 10월 17–18일 캠페인(661행)을 held-out 셋으로 두어 계수 적합에는 전혀 사용하지 않는다. 최종 성능 지표(RMSE·R²·MAE)는 이 셋에서 산출한다. 다만 이 held-out 셋은 §3.5의 모델 계열 비교에도 참조되므로, 계수 적합에서만 배제되었을 뿐 모델 선택에는 관여한다. 즉 완전히 독립적인 시험셋이 아니라 검증과 시험의 역할을 겸한 셋이다. 데이터가 적고 최종 선형 모델에 조정할 </w:t>
-      </w:r>
-      <w:proofErr w:type="spellStart"/>
-      <w:r>
-        <w:rPr>
-          <w:szCs w:val="20"/>
-        </w:rPr>
-        <w:t>하이퍼파라미터가</w:t>
-      </w:r>
-      <w:proofErr w:type="spellEnd"/>
-      <w:r>
-        <w:rPr>
-          <w:szCs w:val="20"/>
-        </w:rPr>
-        <w:t xml:space="preserve"> 없어 학습·검증·시험의 3분할 대신 학습·held-out 2분할을 택했으며, 이 때문에 보고하는 성능이 held-out 기준임을 밝혀 둔다.</w:t>
-      </w:r>
-    </w:p>
-    <w:p>
-      <w:pPr>
-        <w:rPr>
-          <w:szCs w:val="20"/>
-        </w:rPr>
-      </w:pPr>
+        <w:t>이 원칙에 따라 10월 13–16일의 네 캠페인(1,924행)을 학습셋으로 삼아 모델 계수를 적합하고, 10월 17–18일 캠페인(661행)을 held-out 셋으로 두어 계수 적합에는 전혀 사용하지 않는다. 최종 성능 지표(RMSE·R²·MAE)는 이 셋에서 산출한다. 다만 이 held-out 셋은 §3.5의 모델 계열 비교에도 참조되므로, 계수 적합에서만 배제되었을 뿐 모델 선택에는 관여한다. 즉 완전히 독립적인 시험셋이 아니라 검증과 시험의 역할을 겸한 셋이다.</w:t>
+      </w:r>
+      <w:r>
+        <w:rPr>
+          <w:rFonts w:hint="eastAsia"/>
+          <w:szCs w:val="20"/>
+        </w:rPr>
+        <w:t xml:space="preserve"> </w:t>
+      </w:r>
+      <w:r>
+        <w:rPr>
+          <w:szCs w:val="20"/>
+        </w:rPr>
+        <w:t xml:space="preserve">데이터가 적은 데다, </w:t>
+      </w:r>
+      <w:proofErr w:type="spellStart"/>
+      <w:r>
+        <w:rPr>
+          <w:szCs w:val="20"/>
+        </w:rPr>
+        <w:t>스크리닝</w:t>
+      </w:r>
+      <w:proofErr w:type="spellEnd"/>
+      <w:r>
+        <w:rPr>
+          <w:szCs w:val="20"/>
+        </w:rPr>
+        <w:t xml:space="preserve">·변수선택 단계의 </w:t>
+      </w:r>
+      <w:proofErr w:type="spellStart"/>
+      <w:r>
+        <w:rPr>
+          <w:szCs w:val="20"/>
+        </w:rPr>
+        <w:t>하이퍼파라미터는</w:t>
+      </w:r>
+      <w:proofErr w:type="spellEnd"/>
+      <w:r>
+        <w:rPr>
+          <w:szCs w:val="20"/>
+        </w:rPr>
+        <w:t xml:space="preserve"> </w:t>
+      </w:r>
+      <w:proofErr w:type="spellStart"/>
+      <w:r>
+        <w:rPr>
+          <w:szCs w:val="20"/>
+        </w:rPr>
+        <w:t>학습셋</w:t>
+      </w:r>
+      <w:proofErr w:type="spellEnd"/>
+      <w:r>
+        <w:rPr>
+          <w:szCs w:val="20"/>
+        </w:rPr>
+        <w:t xml:space="preserve"> 내부의 캠페인 단위 교차검증으로 정하였고 최종 채택 모델(1차 선형)에는 조정할 </w:t>
+      </w:r>
+      <w:proofErr w:type="spellStart"/>
+      <w:r>
+        <w:rPr>
+          <w:szCs w:val="20"/>
+        </w:rPr>
+        <w:t>하이퍼파라미터</w:t>
+      </w:r>
+      <w:proofErr w:type="spellEnd"/>
+      <w:r>
+        <w:rPr>
+          <w:szCs w:val="20"/>
+        </w:rPr>
+        <w:t xml:space="preserve"> 자체가 없다. 따라서 별도의 검증셋을 두는 3분할 대신 학습·held-out </w:t>
+      </w:r>
       <w:r>
         <w:rPr>
           <w:szCs w:val="20"/>
         </w:rPr>
         <w:lastRenderedPageBreak/>
+        <w:t>2분할을 택했으며, 보고하는 성능은 held-out 기준임을 밝혀 둔다.</w:t>
+      </w:r>
+    </w:p>
+    <w:p>
+      <w:pPr>
+        <w:rPr>
+          <w:szCs w:val="20"/>
+        </w:rPr>
+      </w:pPr>
+      <w:r>
+        <w:rPr>
+          <w:szCs w:val="20"/>
+        </w:rPr>
         <w:t xml:space="preserve">한편 10월 12일 캠페인(481행)은 단일 정상상태 해를 반복 기록한 자료로, 출구 계열의 </w:t>
       </w:r>
       <w:proofErr w:type="spellStart"/>
@@ -1116,11 +1177,11 @@
         </w:rPr>
       </w:pPr>
       <w:r>
-        <w:t xml:space="preserve">이상의 L1 변수선택은 선형 계수의 크기에 근거한 판정이므로, 계수 가정에 의존하지 않는 순열 중요도(permutation importance)로 한 번 더 교차하였다. 순열 중요도는 배포 모델에 각 입력을 무작위로 섞어 넣었을 때 예측오차(RMSE)가 증가하는 폭으로 그 입력의 기여를 측정한다. 시계열 자기상관을 고려하여 단순 행 단위가 아니라 60분 블록 단위로 200회 섞어 산출하였다(held-out </w:t>
+        <w:t xml:space="preserve">이상의 L1 변수선택은 선형 계수의 크기에 근거한 판정이므로, 계수 가정에 의존하지 않는 순열 중요도(permutation importance)로 한 번 더 교차하였다. 순열 중요도는 배포 모델에 각 입력을 무작위로 섞어 넣었을 때 예측오차(RMSE)가 증가하는 폭으로 그 입력의 기여를 측정한다. 시계열 </w:t>
       </w:r>
       <w:r>
         <w:lastRenderedPageBreak/>
-        <w:t>셋, §3.5·§3.6과 동일 기준). 그 결과 전환율에서는 입구온도(정규화 중요도 74%)·프로펜 유량(18%)·비율(8%) 순으로, 압력강하에서는 총유량(83%)·입구온도(14%)·비율(3%) 순으로 나타나 물리 논리 및 L1 선택과 동일한 순위를 보였다. 입력들 사이의 상관이 낮고(|상관| ≤ 0.51) 상관쌍을 함께 섞은 경우에도 순위가 바뀌지 않아, 공선성에 의한 왜곡은 없다. 곧 물리적 선정, L1 통계선택, 모델 비의존적 순열 중요도의 세 경로가 모두 같은 결론에 수렴한다(부록 C 표 C4).</w:t>
+        <w:t>자기상관을 고려하여 단순 행 단위가 아니라 60분 블록 단위로 200회 섞어 산출하였다(held-out 셋, §3.5·§3.6과 동일 기준). 그 결과 전환율에서는 입구온도(정규화 중요도 74%)·프로펜 유량(18%)·비율(8%) 순으로, 압력강하에서는 총유량(83%)·입구온도(14%)·비율(3%) 순으로 나타나 물리 논리 및 L1 선택과 동일한 순위를 보였다. 입력들 사이의 상관이 낮고(|상관| ≤ 0.51) 상관쌍을 함께 섞은 경우에도 순위가 바뀌지 않아, 공선성에 의한 왜곡은 없다. 곧 물리적 선정, L1 통계선택, 모델 비의존적 순열 중요도의 세 경로가 모두 같은 결론에 수렴한다(부록 C 표 C4).</w:t>
       </w:r>
     </w:p>
     <w:p>
@@ -1559,6 +1620,1050 @@
           <w:szCs w:val="20"/>
         </w:rPr>
         <w:t>-선형이 [0,1] 범위와 온도 단조성을 이미 내장하므로 통계 계열 비교만으로 충분하였다.</w:t>
+      </w:r>
+    </w:p>
+    <w:p>
+      <w:pPr>
+        <w:rPr>
+          <w:szCs w:val="20"/>
+        </w:rPr>
+      </w:pPr>
+    </w:p>
+    <w:p>
+      <w:pPr>
+        <w:rPr>
+          <w:szCs w:val="20"/>
+        </w:rPr>
+      </w:pPr>
+      <w:r>
+        <w:rPr>
+          <w:b/>
+          <w:bCs/>
+          <w:szCs w:val="20"/>
+        </w:rPr>
+        <w:lastRenderedPageBreak/>
+        <w:t xml:space="preserve">3.4 </w:t>
+      </w:r>
+      <w:proofErr w:type="spellStart"/>
+      <w:r>
+        <w:rPr>
+          <w:b/>
+          <w:bCs/>
+          <w:szCs w:val="20"/>
+        </w:rPr>
+        <w:t>스크리닝</w:t>
+      </w:r>
+      <w:proofErr w:type="spellEnd"/>
+      <w:r>
+        <w:rPr>
+          <w:b/>
+          <w:bCs/>
+          <w:szCs w:val="20"/>
+        </w:rPr>
+        <w:t xml:space="preserve"> 설계</w:t>
+      </w:r>
+    </w:p>
+    <w:p>
+      <w:pPr>
+        <w:rPr>
+          <w:szCs w:val="20"/>
+        </w:rPr>
+      </w:pPr>
+      <w:r>
+        <w:rPr>
+          <w:szCs w:val="20"/>
+        </w:rPr>
+        <w:t xml:space="preserve">후보 </w:t>
+      </w:r>
+      <w:proofErr w:type="spellStart"/>
+      <w:r>
+        <w:rPr>
+          <w:szCs w:val="20"/>
+        </w:rPr>
+        <w:t>모델군</w:t>
+      </w:r>
+      <w:proofErr w:type="spellEnd"/>
+      <w:r>
+        <w:rPr>
+          <w:szCs w:val="20"/>
+        </w:rPr>
+        <w:t>(§3.3)에서 대체모델을 선정하기 위해, 다섯 계열의 후보를 공통 조건에서 비교한다. 이때 정확도만으로 줄 세우지 않고, 대체모델이 실제로 쓰이는 방식 — 케이스 스터디의 설계공간 탐색 — 이 요구하는 성질까지 함께 평가한다.</w:t>
+      </w:r>
+    </w:p>
+    <w:p>
+      <w:pPr>
+        <w:rPr>
+          <w:szCs w:val="20"/>
+        </w:rPr>
+      </w:pPr>
+      <w:r>
+        <w:rPr>
+          <w:szCs w:val="20"/>
+        </w:rPr>
+        <w:t xml:space="preserve">비교의 공정성을 위해, 조정할 </w:t>
+      </w:r>
+      <w:proofErr w:type="spellStart"/>
+      <w:r>
+        <w:rPr>
+          <w:szCs w:val="20"/>
+        </w:rPr>
+        <w:t>하이퍼파라미터가</w:t>
+      </w:r>
+      <w:proofErr w:type="spellEnd"/>
+      <w:r>
+        <w:rPr>
+          <w:szCs w:val="20"/>
+        </w:rPr>
+        <w:t xml:space="preserve"> 있는 모델은 각각 </w:t>
+      </w:r>
+      <w:proofErr w:type="spellStart"/>
+      <w:r>
+        <w:rPr>
+          <w:szCs w:val="20"/>
+        </w:rPr>
+        <w:t>학습셋</w:t>
+      </w:r>
+      <w:proofErr w:type="spellEnd"/>
+      <w:r>
+        <w:rPr>
+          <w:szCs w:val="20"/>
+        </w:rPr>
+        <w:t xml:space="preserve"> 내부의 캠페인 단위 교차검증으로 최적 설정을 고른 뒤 경쟁에 넣는다. 모든 후보에 공통으로 고정하는 것은 재현 환경(seed=42, scikit-learn 1.9.0, </w:t>
+      </w:r>
+      <w:proofErr w:type="spellStart"/>
+      <w:r>
+        <w:rPr>
+          <w:szCs w:val="20"/>
+        </w:rPr>
+        <w:t>numpy</w:t>
+      </w:r>
+      <w:proofErr w:type="spellEnd"/>
+      <w:r>
+        <w:rPr>
+          <w:szCs w:val="20"/>
+        </w:rPr>
+        <w:t xml:space="preserve"> 2.5.1)과 자료 분할(학습 10월 13–16일, held-out 10월 17–18일)뿐이다. 이로써 유연한 비선형 모델도 저마다 최선의 설정에서 선형과 겨루므로, 비교 결과가 특정 모델을 불리하게 둔 데서 비롯되지 않는다.</w:t>
+      </w:r>
+    </w:p>
+    <w:p>
+      <w:pPr>
+        <w:rPr>
+          <w:szCs w:val="20"/>
+        </w:rPr>
+      </w:pPr>
+      <w:r>
+        <w:rPr>
+          <w:szCs w:val="20"/>
+        </w:rPr>
+        <w:t xml:space="preserve">평가는 세 축으로 이루어진다. 첫째는 정확도로, 계수 적합에 사용하지 않은 held-out 셋(10월 17–18일)의 예측 오차(RMSE)로 측정한다. 둘째는 물리 타당성으로, 입구온도와 유량을 각각 증가시키는 27점 격자에서 예측이 물리적으로 옳은 방향 — 온도가 오르면 전환율이, 유량이 오르면 압력강하가 증가하는 단조성 — 을 지키는지 확인한다. 셋째는 </w:t>
+      </w:r>
+      <w:proofErr w:type="spellStart"/>
+      <w:r>
+        <w:rPr>
+          <w:szCs w:val="20"/>
+        </w:rPr>
+        <w:t>외삽</w:t>
+      </w:r>
+      <w:proofErr w:type="spellEnd"/>
+      <w:r>
+        <w:rPr>
+          <w:szCs w:val="20"/>
+        </w:rPr>
+        <w:t xml:space="preserve"> 거동으로, 케이스 스터디가 요구하는 반응기 온도 365°C — 학습 자료의 최대치 349.98°C를 벗어난 구간 — 에서 예측이 물리적으로 붕괴하지 않는지 살핀다.</w:t>
+      </w:r>
+    </w:p>
+    <w:p>
+      <w:pPr>
+        <w:rPr>
+          <w:szCs w:val="20"/>
+        </w:rPr>
+      </w:pPr>
+      <w:r>
+        <w:rPr>
+          <w:szCs w:val="20"/>
+        </w:rPr>
+        <w:t>뒤의 두 축은 대체모델의 용도상 정확도에 못지않게 중요하다. 케이스 스터디는 학습 범위를 벗어난 설계점을 탐색하므로, held-out 오차가 아무리 작더라도 학습 범위 밖에서 단조성을 뒤집거나 예측을 상수로 고정하는 모델은 설계 도구로 쓸 수 없다. 각 축의 구체적 적용과 그로 인한 탈락 사례는 다음 절에서 다룬다.</w:t>
+      </w:r>
+    </w:p>
+    <w:p>
+      <w:pPr>
+        <w:rPr>
+          <w:szCs w:val="20"/>
+        </w:rPr>
+      </w:pPr>
+      <w:r>
+        <w:rPr>
+          <w:b/>
+          <w:bCs/>
+          <w:szCs w:val="20"/>
+        </w:rPr>
+        <w:t>3.5.1 전체 후보 요약</w:t>
+      </w:r>
+    </w:p>
+    <w:p>
+      <w:pPr>
+        <w:rPr>
+          <w:szCs w:val="20"/>
+        </w:rPr>
+      </w:pPr>
+      <w:proofErr w:type="spellStart"/>
+      <w:r>
+        <w:rPr>
+          <w:szCs w:val="20"/>
+        </w:rPr>
+        <w:t>전환율</w:t>
+      </w:r>
+      <w:proofErr w:type="spellEnd"/>
+      <w:r>
+        <w:rPr>
+          <w:szCs w:val="20"/>
+        </w:rPr>
+        <w:t xml:space="preserve"> 대체모델의 후보로 다섯 계열 24종을 §3.4의 규약에 따라 비교하였다. 조정할 </w:t>
+      </w:r>
+      <w:proofErr w:type="spellStart"/>
+      <w:r>
+        <w:rPr>
+          <w:szCs w:val="20"/>
+        </w:rPr>
+        <w:t>하이퍼파라미터가</w:t>
+      </w:r>
+      <w:proofErr w:type="spellEnd"/>
+      <w:r>
+        <w:rPr>
+          <w:szCs w:val="20"/>
+        </w:rPr>
+        <w:t xml:space="preserve"> 있는 모델은 각각 캠페인 단위 교차검증으로 최적 설정을 고른 뒤, 계수 적합에 사용하지 않은 held-out 셋(10월 17–18일)의 예측 오차(RMSE)로 줄 세웠다. 지면 관계상 본문에는 상위권만 싣고, 24종 전체 표는 보충자료(표 S1)에 수록한다.</w:t>
+      </w:r>
+    </w:p>
+    <w:p>
+      <w:pPr>
+        <w:rPr>
+          <w:szCs w:val="20"/>
+        </w:rPr>
+      </w:pPr>
+      <w:r>
+        <w:rPr>
+          <w:b/>
+          <w:bCs/>
+          <w:szCs w:val="20"/>
+        </w:rPr>
+        <w:t xml:space="preserve">표 3-3. </w:t>
+      </w:r>
+      <w:proofErr w:type="spellStart"/>
+      <w:r>
+        <w:rPr>
+          <w:b/>
+          <w:bCs/>
+          <w:szCs w:val="20"/>
+        </w:rPr>
+        <w:t>전환율</w:t>
+      </w:r>
+      <w:proofErr w:type="spellEnd"/>
+      <w:r>
+        <w:rPr>
+          <w:b/>
+          <w:bCs/>
+          <w:szCs w:val="20"/>
+        </w:rPr>
+        <w:t xml:space="preserve"> </w:t>
+      </w:r>
+      <w:proofErr w:type="spellStart"/>
+      <w:r>
+        <w:rPr>
+          <w:b/>
+          <w:bCs/>
+          <w:szCs w:val="20"/>
+        </w:rPr>
+        <w:t>스크리닝</w:t>
+      </w:r>
+      <w:proofErr w:type="spellEnd"/>
+      <w:r>
+        <w:rPr>
+          <w:b/>
+          <w:bCs/>
+          <w:szCs w:val="20"/>
+        </w:rPr>
+        <w:t xml:space="preserve"> 상위 6종 (held-out 10/17–18, 검증 RMSE 오름차순)</w:t>
+      </w:r>
+    </w:p>
+    <w:tbl>
+      <w:tblPr>
+        <w:tblW w:w="5000" w:type="pct"/>
+        <w:tblCellSpacing w:w="15" w:type="dxa"/>
+        <w:tblBorders>
+          <w:top w:val="single" w:sz="4" w:space="0" w:color="auto"/>
+          <w:bottom w:val="single" w:sz="4" w:space="0" w:color="auto"/>
+        </w:tblBorders>
+        <w:tblCellMar>
+          <w:top w:w="15" w:type="dxa"/>
+          <w:left w:w="113" w:type="dxa"/>
+          <w:bottom w:w="15" w:type="dxa"/>
+          <w:right w:w="113" w:type="dxa"/>
+        </w:tblCellMar>
+        <w:tblLook w:val="04A0" w:firstRow="1" w:lastRow="0" w:firstColumn="1" w:lastColumn="0" w:noHBand="0" w:noVBand="1"/>
+      </w:tblPr>
+      <w:tblGrid>
+        <w:gridCol w:w="1293"/>
+        <w:gridCol w:w="2995"/>
+        <w:gridCol w:w="2162"/>
+        <w:gridCol w:w="2576"/>
+      </w:tblGrid>
+      <w:tr>
+        <w:trPr>
+          <w:tblHeader/>
+          <w:tblCellSpacing w:w="15" w:type="dxa"/>
+        </w:trPr>
+        <w:tc>
+          <w:tcPr>
+            <w:tcW w:w="680" w:type="pct"/>
+            <w:tcBorders>
+              <w:top w:val="single" w:sz="4" w:space="0" w:color="auto"/>
+              <w:bottom w:val="single" w:sz="4" w:space="0" w:color="auto"/>
+            </w:tcBorders>
+            <w:shd w:val="pct10" w:color="EEECE1" w:themeColor="background2" w:fill="EEECE1" w:themeFill="background2"/>
+            <w:vAlign w:val="center"/>
+            <w:hideMark/>
+          </w:tcPr>
+          <w:p>
+            <w:pPr>
+              <w:rPr>
+                <w:b/>
+                <w:bCs/>
+                <w:szCs w:val="20"/>
+              </w:rPr>
+            </w:pPr>
+            <w:r>
+              <w:rPr>
+                <w:b/>
+                <w:bCs/>
+                <w:szCs w:val="20"/>
+              </w:rPr>
+              <w:t>순위</w:t>
+            </w:r>
+          </w:p>
+        </w:tc>
+        <w:tc>
+          <w:tcPr>
+            <w:tcW w:w="1616" w:type="pct"/>
+            <w:tcBorders>
+              <w:top w:val="single" w:sz="4" w:space="0" w:color="auto"/>
+              <w:bottom w:val="single" w:sz="4" w:space="0" w:color="auto"/>
+            </w:tcBorders>
+            <w:shd w:val="pct10" w:color="EEECE1" w:themeColor="background2" w:fill="EEECE1" w:themeFill="background2"/>
+            <w:vAlign w:val="center"/>
+            <w:hideMark/>
+          </w:tcPr>
+          <w:p>
+            <w:pPr>
+              <w:rPr>
+                <w:b/>
+                <w:bCs/>
+                <w:szCs w:val="20"/>
+              </w:rPr>
+            </w:pPr>
+            <w:r>
+              <w:rPr>
+                <w:b/>
+                <w:bCs/>
+                <w:szCs w:val="20"/>
+              </w:rPr>
+              <w:t>모델</w:t>
+            </w:r>
+          </w:p>
+        </w:tc>
+        <w:tc>
+          <w:tcPr>
+            <w:tcW w:w="1162" w:type="pct"/>
+            <w:tcBorders>
+              <w:top w:val="single" w:sz="4" w:space="0" w:color="auto"/>
+              <w:bottom w:val="single" w:sz="4" w:space="0" w:color="auto"/>
+            </w:tcBorders>
+            <w:shd w:val="pct10" w:color="EEECE1" w:themeColor="background2" w:fill="EEECE1" w:themeFill="background2"/>
+            <w:vAlign w:val="center"/>
+            <w:hideMark/>
+          </w:tcPr>
+          <w:p>
+            <w:pPr>
+              <w:rPr>
+                <w:b/>
+                <w:bCs/>
+                <w:szCs w:val="20"/>
+              </w:rPr>
+            </w:pPr>
+            <w:r>
+              <w:rPr>
+                <w:b/>
+                <w:bCs/>
+                <w:szCs w:val="20"/>
+              </w:rPr>
+              <w:t>계열</w:t>
+            </w:r>
+          </w:p>
+        </w:tc>
+        <w:tc>
+          <w:tcPr>
+            <w:tcW w:w="1380" w:type="pct"/>
+            <w:tcBorders>
+              <w:top w:val="single" w:sz="4" w:space="0" w:color="auto"/>
+              <w:bottom w:val="single" w:sz="4" w:space="0" w:color="auto"/>
+            </w:tcBorders>
+            <w:shd w:val="pct10" w:color="EEECE1" w:themeColor="background2" w:fill="EEECE1" w:themeFill="background2"/>
+            <w:vAlign w:val="center"/>
+            <w:hideMark/>
+          </w:tcPr>
+          <w:p>
+            <w:pPr>
+              <w:rPr>
+                <w:b/>
+                <w:bCs/>
+                <w:szCs w:val="20"/>
+              </w:rPr>
+            </w:pPr>
+            <w:r>
+              <w:rPr>
+                <w:b/>
+                <w:bCs/>
+                <w:szCs w:val="20"/>
+              </w:rPr>
+              <w:t>검증 RMSE</w:t>
+            </w:r>
+          </w:p>
+        </w:tc>
+      </w:tr>
+      <w:tr>
+        <w:trPr>
+          <w:tblCellSpacing w:w="15" w:type="dxa"/>
+        </w:trPr>
+        <w:tc>
+          <w:tcPr>
+            <w:tcW w:w="680" w:type="pct"/>
+            <w:vAlign w:val="center"/>
+            <w:hideMark/>
+          </w:tcPr>
+          <w:p>
+            <w:pPr>
+              <w:rPr>
+                <w:szCs w:val="20"/>
+              </w:rPr>
+            </w:pPr>
+            <w:r>
+              <w:rPr>
+                <w:szCs w:val="20"/>
+              </w:rPr>
+              <w:t>1</w:t>
+            </w:r>
+          </w:p>
+        </w:tc>
+        <w:tc>
+          <w:tcPr>
+            <w:tcW w:w="1616" w:type="pct"/>
+            <w:vAlign w:val="center"/>
+            <w:hideMark/>
+          </w:tcPr>
+          <w:p>
+            <w:pPr>
+              <w:rPr>
+                <w:szCs w:val="20"/>
+              </w:rPr>
+            </w:pPr>
+            <w:r>
+              <w:rPr>
+                <w:szCs w:val="20"/>
+              </w:rPr>
+              <w:t>Ridge Poly2</w:t>
+            </w:r>
+          </w:p>
+        </w:tc>
+        <w:tc>
+          <w:tcPr>
+            <w:tcW w:w="1162" w:type="pct"/>
+            <w:vAlign w:val="center"/>
+            <w:hideMark/>
+          </w:tcPr>
+          <w:p>
+            <w:pPr>
+              <w:rPr>
+                <w:szCs w:val="20"/>
+              </w:rPr>
+            </w:pPr>
+            <w:r>
+              <w:rPr>
+                <w:szCs w:val="20"/>
+              </w:rPr>
+              <w:t>선형</w:t>
+            </w:r>
+          </w:p>
+        </w:tc>
+        <w:tc>
+          <w:tcPr>
+            <w:tcW w:w="1380" w:type="pct"/>
+            <w:vAlign w:val="center"/>
+            <w:hideMark/>
+          </w:tcPr>
+          <w:p>
+            <w:pPr>
+              <w:rPr>
+                <w:szCs w:val="20"/>
+              </w:rPr>
+            </w:pPr>
+            <w:r>
+              <w:rPr>
+                <w:szCs w:val="20"/>
+              </w:rPr>
+              <w:t>0.01929</w:t>
+            </w:r>
+          </w:p>
+        </w:tc>
+      </w:tr>
+      <w:tr>
+        <w:trPr>
+          <w:tblCellSpacing w:w="15" w:type="dxa"/>
+        </w:trPr>
+        <w:tc>
+          <w:tcPr>
+            <w:tcW w:w="680" w:type="pct"/>
+            <w:vAlign w:val="center"/>
+            <w:hideMark/>
+          </w:tcPr>
+          <w:p>
+            <w:pPr>
+              <w:rPr>
+                <w:szCs w:val="20"/>
+              </w:rPr>
+            </w:pPr>
+            <w:r>
+              <w:rPr>
+                <w:szCs w:val="20"/>
+              </w:rPr>
+              <w:t>2</w:t>
+            </w:r>
+          </w:p>
+        </w:tc>
+        <w:tc>
+          <w:tcPr>
+            <w:tcW w:w="1616" w:type="pct"/>
+            <w:vAlign w:val="center"/>
+            <w:hideMark/>
+          </w:tcPr>
+          <w:p>
+            <w:pPr>
+              <w:rPr>
+                <w:szCs w:val="20"/>
+              </w:rPr>
+            </w:pPr>
+            <w:r>
+              <w:rPr>
+                <w:b/>
+                <w:bCs/>
+                <w:szCs w:val="20"/>
+              </w:rPr>
+              <w:t>Linear 1차 ★</w:t>
+            </w:r>
+          </w:p>
+        </w:tc>
+        <w:tc>
+          <w:tcPr>
+            <w:tcW w:w="1162" w:type="pct"/>
+            <w:vAlign w:val="center"/>
+            <w:hideMark/>
+          </w:tcPr>
+          <w:p>
+            <w:pPr>
+              <w:rPr>
+                <w:szCs w:val="20"/>
+              </w:rPr>
+            </w:pPr>
+            <w:r>
+              <w:rPr>
+                <w:szCs w:val="20"/>
+              </w:rPr>
+              <w:t>선형</w:t>
+            </w:r>
+          </w:p>
+        </w:tc>
+        <w:tc>
+          <w:tcPr>
+            <w:tcW w:w="1380" w:type="pct"/>
+            <w:vAlign w:val="center"/>
+            <w:hideMark/>
+          </w:tcPr>
+          <w:p>
+            <w:pPr>
+              <w:rPr>
+                <w:szCs w:val="20"/>
+              </w:rPr>
+            </w:pPr>
+            <w:r>
+              <w:rPr>
+                <w:b/>
+                <w:bCs/>
+                <w:szCs w:val="20"/>
+              </w:rPr>
+              <w:t>0.02099</w:t>
+            </w:r>
+          </w:p>
+        </w:tc>
+      </w:tr>
+      <w:tr>
+        <w:trPr>
+          <w:tblCellSpacing w:w="15" w:type="dxa"/>
+        </w:trPr>
+        <w:tc>
+          <w:tcPr>
+            <w:tcW w:w="680" w:type="pct"/>
+            <w:vAlign w:val="center"/>
+            <w:hideMark/>
+          </w:tcPr>
+          <w:p>
+            <w:pPr>
+              <w:rPr>
+                <w:szCs w:val="20"/>
+              </w:rPr>
+            </w:pPr>
+            <w:r>
+              <w:rPr>
+                <w:szCs w:val="20"/>
+              </w:rPr>
+              <w:lastRenderedPageBreak/>
+              <w:t>3</w:t>
+            </w:r>
+          </w:p>
+        </w:tc>
+        <w:tc>
+          <w:tcPr>
+            <w:tcW w:w="1616" w:type="pct"/>
+            <w:vAlign w:val="center"/>
+            <w:hideMark/>
+          </w:tcPr>
+          <w:p>
+            <w:pPr>
+              <w:rPr>
+                <w:szCs w:val="20"/>
+              </w:rPr>
+            </w:pPr>
+            <w:r>
+              <w:rPr>
+                <w:szCs w:val="20"/>
+              </w:rPr>
+              <w:t>PLS</w:t>
+            </w:r>
+          </w:p>
+        </w:tc>
+        <w:tc>
+          <w:tcPr>
+            <w:tcW w:w="1162" w:type="pct"/>
+            <w:vAlign w:val="center"/>
+            <w:hideMark/>
+          </w:tcPr>
+          <w:p>
+            <w:pPr>
+              <w:rPr>
+                <w:szCs w:val="20"/>
+              </w:rPr>
+            </w:pPr>
+            <w:r>
+              <w:rPr>
+                <w:szCs w:val="20"/>
+              </w:rPr>
+              <w:t>선형</w:t>
+            </w:r>
+          </w:p>
+        </w:tc>
+        <w:tc>
+          <w:tcPr>
+            <w:tcW w:w="1380" w:type="pct"/>
+            <w:vAlign w:val="center"/>
+            <w:hideMark/>
+          </w:tcPr>
+          <w:p>
+            <w:pPr>
+              <w:rPr>
+                <w:szCs w:val="20"/>
+              </w:rPr>
+            </w:pPr>
+            <w:r>
+              <w:rPr>
+                <w:szCs w:val="20"/>
+              </w:rPr>
+              <w:t>0.02099</w:t>
+            </w:r>
+          </w:p>
+        </w:tc>
+      </w:tr>
+      <w:tr>
+        <w:trPr>
+          <w:tblCellSpacing w:w="15" w:type="dxa"/>
+        </w:trPr>
+        <w:tc>
+          <w:tcPr>
+            <w:tcW w:w="680" w:type="pct"/>
+            <w:vAlign w:val="center"/>
+            <w:hideMark/>
+          </w:tcPr>
+          <w:p>
+            <w:pPr>
+              <w:rPr>
+                <w:szCs w:val="20"/>
+              </w:rPr>
+            </w:pPr>
+            <w:r>
+              <w:rPr>
+                <w:szCs w:val="20"/>
+              </w:rPr>
+              <w:t>4</w:t>
+            </w:r>
+          </w:p>
+        </w:tc>
+        <w:tc>
+          <w:tcPr>
+            <w:tcW w:w="1616" w:type="pct"/>
+            <w:vAlign w:val="center"/>
+            <w:hideMark/>
+          </w:tcPr>
+          <w:p>
+            <w:pPr>
+              <w:rPr>
+                <w:szCs w:val="20"/>
+              </w:rPr>
+            </w:pPr>
+            <w:r>
+              <w:rPr>
+                <w:szCs w:val="20"/>
+              </w:rPr>
+              <w:t>Poly 2차</w:t>
+            </w:r>
+          </w:p>
+        </w:tc>
+        <w:tc>
+          <w:tcPr>
+            <w:tcW w:w="1162" w:type="pct"/>
+            <w:vAlign w:val="center"/>
+            <w:hideMark/>
+          </w:tcPr>
+          <w:p>
+            <w:pPr>
+              <w:rPr>
+                <w:szCs w:val="20"/>
+              </w:rPr>
+            </w:pPr>
+            <w:r>
+              <w:rPr>
+                <w:szCs w:val="20"/>
+              </w:rPr>
+              <w:t>선형</w:t>
+            </w:r>
+          </w:p>
+        </w:tc>
+        <w:tc>
+          <w:tcPr>
+            <w:tcW w:w="1380" w:type="pct"/>
+            <w:vAlign w:val="center"/>
+            <w:hideMark/>
+          </w:tcPr>
+          <w:p>
+            <w:pPr>
+              <w:rPr>
+                <w:szCs w:val="20"/>
+              </w:rPr>
+            </w:pPr>
+            <w:r>
+              <w:rPr>
+                <w:szCs w:val="20"/>
+              </w:rPr>
+              <w:t>0.02111</w:t>
+            </w:r>
+          </w:p>
+        </w:tc>
+      </w:tr>
+      <w:tr>
+        <w:trPr>
+          <w:tblCellSpacing w:w="15" w:type="dxa"/>
+        </w:trPr>
+        <w:tc>
+          <w:tcPr>
+            <w:tcW w:w="680" w:type="pct"/>
+            <w:vAlign w:val="center"/>
+            <w:hideMark/>
+          </w:tcPr>
+          <w:p>
+            <w:pPr>
+              <w:rPr>
+                <w:szCs w:val="20"/>
+              </w:rPr>
+            </w:pPr>
+            <w:r>
+              <w:rPr>
+                <w:szCs w:val="20"/>
+              </w:rPr>
+              <w:t>5</w:t>
+            </w:r>
+          </w:p>
+        </w:tc>
+        <w:tc>
+          <w:tcPr>
+            <w:tcW w:w="1616" w:type="pct"/>
+            <w:vAlign w:val="center"/>
+            <w:hideMark/>
+          </w:tcPr>
+          <w:p>
+            <w:pPr>
+              <w:rPr>
+                <w:szCs w:val="20"/>
+              </w:rPr>
+            </w:pPr>
+            <w:r>
+              <w:rPr>
+                <w:szCs w:val="20"/>
+              </w:rPr>
+              <w:t>Ridge 1차</w:t>
+            </w:r>
+          </w:p>
+        </w:tc>
+        <w:tc>
+          <w:tcPr>
+            <w:tcW w:w="1162" w:type="pct"/>
+            <w:vAlign w:val="center"/>
+            <w:hideMark/>
+          </w:tcPr>
+          <w:p>
+            <w:pPr>
+              <w:rPr>
+                <w:szCs w:val="20"/>
+              </w:rPr>
+            </w:pPr>
+            <w:r>
+              <w:rPr>
+                <w:szCs w:val="20"/>
+              </w:rPr>
+              <w:t>선형</w:t>
+            </w:r>
+          </w:p>
+        </w:tc>
+        <w:tc>
+          <w:tcPr>
+            <w:tcW w:w="1380" w:type="pct"/>
+            <w:vAlign w:val="center"/>
+            <w:hideMark/>
+          </w:tcPr>
+          <w:p>
+            <w:pPr>
+              <w:rPr>
+                <w:szCs w:val="20"/>
+              </w:rPr>
+            </w:pPr>
+            <w:r>
+              <w:rPr>
+                <w:szCs w:val="20"/>
+              </w:rPr>
+              <w:t>0.02232</w:t>
+            </w:r>
+          </w:p>
+        </w:tc>
+      </w:tr>
+      <w:tr>
+        <w:trPr>
+          <w:tblCellSpacing w:w="15" w:type="dxa"/>
+        </w:trPr>
+        <w:tc>
+          <w:tcPr>
+            <w:tcW w:w="680" w:type="pct"/>
+            <w:vAlign w:val="center"/>
+            <w:hideMark/>
+          </w:tcPr>
+          <w:p>
+            <w:pPr>
+              <w:rPr>
+                <w:szCs w:val="20"/>
+              </w:rPr>
+            </w:pPr>
+            <w:r>
+              <w:rPr>
+                <w:szCs w:val="20"/>
+              </w:rPr>
+              <w:t>6</w:t>
+            </w:r>
+          </w:p>
+        </w:tc>
+        <w:tc>
+          <w:tcPr>
+            <w:tcW w:w="1616" w:type="pct"/>
+            <w:vAlign w:val="center"/>
+            <w:hideMark/>
+          </w:tcPr>
+          <w:p>
+            <w:pPr>
+              <w:rPr>
+                <w:szCs w:val="20"/>
+              </w:rPr>
+            </w:pPr>
+            <w:proofErr w:type="gramStart"/>
+            <w:r>
+              <w:rPr>
+                <w:szCs w:val="20"/>
+              </w:rPr>
+              <w:t>SVR(</w:t>
+            </w:r>
+            <w:proofErr w:type="gramEnd"/>
+            <w:r>
+              <w:rPr>
+                <w:szCs w:val="20"/>
+              </w:rPr>
+              <w:t>linear)</w:t>
+            </w:r>
+          </w:p>
+        </w:tc>
+        <w:tc>
+          <w:tcPr>
+            <w:tcW w:w="1162" w:type="pct"/>
+            <w:vAlign w:val="center"/>
+            <w:hideMark/>
+          </w:tcPr>
+          <w:p>
+            <w:pPr>
+              <w:rPr>
+                <w:szCs w:val="20"/>
+              </w:rPr>
+            </w:pPr>
+            <w:r>
+              <w:rPr>
+                <w:szCs w:val="20"/>
+              </w:rPr>
+              <w:t>거리·커널</w:t>
+            </w:r>
+          </w:p>
+        </w:tc>
+        <w:tc>
+          <w:tcPr>
+            <w:tcW w:w="1380" w:type="pct"/>
+            <w:vAlign w:val="center"/>
+            <w:hideMark/>
+          </w:tcPr>
+          <w:p>
+            <w:pPr>
+              <w:rPr>
+                <w:szCs w:val="20"/>
+              </w:rPr>
+            </w:pPr>
+            <w:r>
+              <w:rPr>
+                <w:szCs w:val="20"/>
+              </w:rPr>
+              <w:t>0.02353</w:t>
+            </w:r>
+          </w:p>
+        </w:tc>
+      </w:tr>
+    </w:tbl>
+    <w:p>
+      <w:pPr>
+        <w:rPr>
+          <w:sz w:val="16"/>
+          <w:szCs w:val="16"/>
+        </w:rPr>
+      </w:pPr>
+      <w:r>
+        <w:rPr>
+          <w:sz w:val="16"/>
+          <w:szCs w:val="16"/>
+        </w:rPr>
+        <w:t>★ 최종 채택(§3.5.4). 전체 24종·계열 구성·365°C 외삽 거동은 보충자료 표 S1</w:t>
+      </w:r>
+    </w:p>
+    <w:p>
+      <w:pPr>
+        <w:rPr>
+          <w:szCs w:val="20"/>
+        </w:rPr>
+      </w:pPr>
+      <w:r>
+        <w:rPr>
+          <w:szCs w:val="20"/>
+        </w:rPr>
+        <w:t xml:space="preserve">상위 여섯 자리를 선형 계열이 사실상 독점하여 검증 RMSE 0.019–0.024의 좁은 밴드를 이룬다(6위 SVR(linear)도 선형 커널이다). 그 아래로 신경망이 0.037–0.052, 거리·커널과 트리 계열이 0.079–0.108로 이어지며, 항상 평균을 예측하는 기준선(Dummy)은 0.185다. 표 형태 데이터의 현행 표준으로 통하는 </w:t>
+      </w:r>
+      <w:proofErr w:type="spellStart"/>
+      <w:r>
+        <w:rPr>
+          <w:szCs w:val="20"/>
+        </w:rPr>
+        <w:t>XGBoost</w:t>
+      </w:r>
+      <w:proofErr w:type="spellEnd"/>
+      <w:r>
+        <w:rPr>
+          <w:szCs w:val="20"/>
+        </w:rPr>
+        <w:t xml:space="preserve">와 </w:t>
+      </w:r>
+      <w:proofErr w:type="spellStart"/>
+      <w:r>
+        <w:rPr>
+          <w:szCs w:val="20"/>
+        </w:rPr>
+        <w:t>CatBoost</w:t>
+      </w:r>
+      <w:proofErr w:type="spellEnd"/>
+      <w:r>
+        <w:rPr>
+          <w:szCs w:val="20"/>
+        </w:rPr>
+        <w:t xml:space="preserve">조차 트리 밴드 안(각 0.083·0.093)에 그대로 들어왔다. 나아가 트리 계열 여덟 종은 학습 범위를 벗어난 365°C에서 27점 격자 전부가 350°C의 </w:t>
+      </w:r>
+      <w:proofErr w:type="spellStart"/>
+      <w:r>
+        <w:rPr>
+          <w:szCs w:val="20"/>
+        </w:rPr>
+        <w:t>예측값에</w:t>
+      </w:r>
+      <w:proofErr w:type="spellEnd"/>
+      <w:r>
+        <w:rPr>
+          <w:szCs w:val="20"/>
+        </w:rPr>
+        <w:t xml:space="preserve"> 고정되어(clamp), 정확도를 따지기 이전에 </w:t>
+      </w:r>
+      <w:proofErr w:type="spellStart"/>
+      <w:r>
+        <w:rPr>
+          <w:szCs w:val="20"/>
+        </w:rPr>
+        <w:t>외삽에서</w:t>
+      </w:r>
+      <w:proofErr w:type="spellEnd"/>
+      <w:r>
+        <w:rPr>
+          <w:szCs w:val="20"/>
+        </w:rPr>
+        <w:t xml:space="preserve"> 실격이다. 요컨대 입력 세 개의 </w:t>
+      </w:r>
+      <w:proofErr w:type="spellStart"/>
+      <w:r>
+        <w:rPr>
+          <w:szCs w:val="20"/>
+        </w:rPr>
+        <w:t>저차원</w:t>
+      </w:r>
+      <w:proofErr w:type="spellEnd"/>
+      <w:r>
+        <w:rPr>
+          <w:szCs w:val="20"/>
+        </w:rPr>
+        <w:t>·</w:t>
+      </w:r>
+      <w:proofErr w:type="spellStart"/>
+      <w:r>
+        <w:rPr>
+          <w:szCs w:val="20"/>
+        </w:rPr>
+        <w:t>소표본</w:t>
+      </w:r>
+      <w:proofErr w:type="spellEnd"/>
+      <w:r>
+        <w:rPr>
+          <w:szCs w:val="20"/>
+        </w:rPr>
+        <w:t>·강한 자기상관 시계열에서는 비선형 모델의 이점이 나타나지 않으며, 이에 선형 계열을 채택한다(구체적 선정은 §3.5.4).</w:t>
       </w:r>
     </w:p>
     <w:p>
@@ -2236,7 +3341,6 @@
   <w:style w:type="character" w:default="1" w:styleId="a0">
     <w:name w:val="Default Paragraph Font"/>
     <w:uiPriority w:val="1"/>
-    <w:semiHidden/>
     <w:unhideWhenUsed/>
   </w:style>
   <w:style w:type="table" w:default="1" w:styleId="a1">
